--- a/核心技术讲解.docx
+++ b/核心技术讲解.docx
@@ -56,7 +56,7 @@
       <w:r>
         <w:t>初始版本  2026 年 10 月 20 日</w:t>
         <w:br/>
-        <w:t>当前进度  第 0 轮至第 2 轮已完成</w:t>
+        <w:t>当前进度  第 0 轮至第 2 轮已完成，权威语料库 v1 已冻结并通过审计</w:t>
       </w:r>
     </w:p>
     <w:p>
@@ -586,7 +586,7 @@
           </w:tcPr>
           <w:p>
             <w:r>
-              <w:t>完成文本清洗、确定性去重和重复项审计。</w:t>
+              <w:t>完成文本清洗、确定性去重、权威语料构建和来源审计。</w:t>
             </w:r>
           </w:p>
         </w:tc>
@@ -1550,6 +1550,14 @@
         <w:pStyle w:val="ListBullet"/>
       </w:pPr>
       <w:r>
+        <w:t>2026-10-25  建立权威中文心理健康语料库 v1，完成真实抓取、正文解析、语义完整性校验、清洗、精确去重和审计报告。</w:t>
+      </w:r>
+    </w:p>
+    <w:p>
+      <w:pPr>
+        <w:pStyle w:val="ListBullet"/>
+      </w:pPr>
+      <w:r>
         <w:rPr>
           <w:rFonts w:ascii="Aptos" w:hAnsi="Aptos" w:eastAsia="Microsoft YaHei"/>
           <w:sz w:val="20"/>
@@ -4224,6 +4232,161 @@
         <w:pStyle w:val="Heading2"/>
       </w:pPr>
       <w:r>
+        <w:t>11 用户回答点评和哈希作用</w:t>
+      </w:r>
+    </w:p>
+    <w:p>
+      <w:r>
+        <w:rPr>
+          <w:b/>
+        </w:rPr>
+        <w:t xml:space="preserve">回答评价  </w:t>
+      </w:r>
+      <w:r>
+        <w:t>“三个问题的核心都是防止出现歧义或相反等语义错误”抓住了共同的风险意识，但三题的直接目的不同。正文复核关注哈希碰撞、过期元数据和实现错误；稳定保留首次出现的文档关注数据血缘与实验可复现；语义去重不自动删除才直接关注条件、适用人群或结论被错误合并。</w:t>
+      </w:r>
+    </w:p>
+    <w:p>
+      <w:r>
+        <w:rPr>
+          <w:b/>
+        </w:rPr>
+        <w:t xml:space="preserve">Hash 常用中文  </w:t>
+      </w:r>
+      <w:r>
+        <w:t>Hash 常译为哈希、散列或摘要。它把任意长度文本映射成固定长度值。本项目使用 SHA-256 生成 cleaned_content_hash。哈希用于判断字节或字符序列是否一致，不负责判断两段文字的含义是否接近。</w:t>
+      </w:r>
+    </w:p>
+    <w:p>
+      <w:pPr>
+        <w:pStyle w:val="ListBullet"/>
+      </w:pPr>
+      <w:r>
+        <w:t>精确去重：快速找到清洗后正文可能完全相同的文档。</w:t>
+      </w:r>
+    </w:p>
+    <w:p>
+      <w:pPr>
+        <w:pStyle w:val="ListBullet"/>
+      </w:pPr>
+      <w:r>
+        <w:t>完整性校验：正文变化后重新计算的哈希也应变化，可发现正文和元数据不一致。</w:t>
+      </w:r>
+    </w:p>
+    <w:p>
+      <w:pPr>
+        <w:pStyle w:val="ListBullet"/>
+      </w:pPr>
+      <w:r>
+        <w:t>稳定标识：可参与生成 document_id、chunk_id 或索引版本标识。</w:t>
+      </w:r>
+    </w:p>
+    <w:p>
+      <w:pPr>
+        <w:pStyle w:val="ListBullet"/>
+      </w:pPr>
+      <w:r>
+        <w:t>缓存判断：内容哈希未变化时，可以复用已有 Embedding，避免重复编码。</w:t>
+      </w:r>
+    </w:p>
+    <w:p>
+      <w:pPr>
+        <w:pStyle w:val="ListBullet"/>
+      </w:pPr>
+      <w:r>
+        <w:t>版本追踪：比较哈希可以判断文档或片段是否发生变化，并决定是否重建索引。</w:t>
+      </w:r>
+    </w:p>
+    <w:p>
+      <w:r>
+        <w:rPr>
+          <w:b/>
+        </w:rPr>
+        <w:t xml:space="preserve">哈希与 Embedding 的区别  </w:t>
+      </w:r>
+      <w:r>
+        <w:t>哈希适合回答“文本是否完全一致”；Embedding 常译为嵌入或向量表示，适合衡量“语义是否接近”。意思相同但措辞不同的文本通常具有不同哈希，却可能具有接近的向量；只改一个标点也会改变哈希。两者不能混用。</w:t>
+      </w:r>
+    </w:p>
+    <w:p>
+      <w:r>
+        <w:rPr>
+          <w:b/>
+        </w:rPr>
+        <w:t xml:space="preserve">校验流程  </w:t>
+      </w:r>
+      <w:r>
+        <w:t>系统先用哈希表筛选候选重复项，再比较完整的 page_content。只有哈希相同且正文相同，才判定为精确重复。SHA-256 在本项目规模下发生自然碰撞的概率可以忽略，但正文复核还能发现过期哈希、程序错误和人为修改。</w:t>
+      </w:r>
+    </w:p>
+    <w:p>
+      <w:r>
+        <w:rPr>
+          <w:b/>
+        </w:rPr>
+        <w:t xml:space="preserve">复杂度意义  </w:t>
+      </w:r>
+      <w:r>
+        <w:t>哈希表让文档级候选查找保持平均 O(n)，避免对每两篇长文执行两两比较。计算哈希本身仍需读取全文，因此运行时间也与语料总字符数有关。</w:t>
+      </w:r>
+    </w:p>
+    <w:p>
+      <w:pPr>
+        <w:pStyle w:val="Heading2"/>
+      </w:pPr>
+      <w:r>
+        <w:t>12 三个问题的准确落点</w:t>
+      </w:r>
+    </w:p>
+    <w:p>
+      <w:r>
+        <w:rPr>
+          <w:b/>
+        </w:rPr>
+        <w:t xml:space="preserve">问题一  </w:t>
+      </w:r>
+      <w:r>
+        <w:t>哈希相同后仍比较正文，是为了防范理论上的哈希碰撞，并发现哈希字段过期、正文被修改或实现错误。哈希是高效候选筛选工具，正文比较才是最终的确定性校验。</w:t>
+      </w:r>
+    </w:p>
+    <w:p>
+      <w:r>
+        <w:rPr>
+          <w:b/>
+        </w:rPr>
+        <w:t xml:space="preserve">问题二  </w:t>
+      </w:r>
+      <w:r>
+        <w:t>保留首次出现的文档可以维持稳定顺序和清晰的数据血缘。相同输入顺序会产生相同输出，文件名或路径变化不会因为额外排序而更换主文档。将来若拥有可靠的来源等级和发布日期，可以改用权威来源优先或最新版本优先，但必须记录选择规则。</w:t>
+      </w:r>
+    </w:p>
+    <w:p>
+      <w:r>
+        <w:rPr>
+          <w:b/>
+        </w:rPr>
+        <w:t xml:space="preserve">问题三  </w:t>
+      </w:r>
+      <w:r>
+        <w:t>语义相似不代表事实相同。心理健康资料可能主题接近，却在否定关系、严重程度、适用人群、前提条件、时间范围和风险等级上不同。当前策略是精确相同才自动去重，语义相似只进入人工复核候选，结论冲突则同时保留并核查来源。</w:t>
+      </w:r>
+    </w:p>
+    <w:p>
+      <w:r>
+        <w:rPr>
+          <w:b/>
+        </w:rPr>
+        <w:t xml:space="preserve">面试表达  </w:t>
+      </w:r>
+      <w:r>
+        <w:t>这三项设计都在降低错误，但侧重点不同：正文复核防止哈希碰撞、过期哈希和实现错误；稳定保留首次出现的文档保证数据血缘与实验可复现；语义去重不自动删除则防止把主题相似但条件、适用人群或结论相反的心理健康资料错误合并。</w:t>
+      </w:r>
+    </w:p>
+    <w:p>
+      <w:pPr>
+        <w:pStyle w:val="Heading2"/>
+      </w:pPr>
+      <w:r>
         <w:t>本轮验证记录</w:t>
       </w:r>
     </w:p>
@@ -4415,6 +4578,422 @@
       <w:pPr/>
       <w:r>
         <w:t>8. 使用哈希表单次遍历时，按文档数量计算的平均时间复杂度为 O(n)，额外空间复杂度为 O(n)。若计入哈希计算，运行时间还与全部正文的总字符数成正比。</w:t>
+      </w:r>
+    </w:p>
+    <w:p>
+      <w:pPr>
+        <w:pStyle w:val="Heading1"/>
+      </w:pPr>
+      <w:r>
+        <w:t>第 2 轮补充  权威语料构建与语义完整性验证</w:t>
+      </w:r>
+    </w:p>
+    <w:p>
+      <w:pPr/>
+      <w:r>
+        <w:t>阶段状态  已完成</w:t>
+      </w:r>
+    </w:p>
+    <w:p>
+      <w:pPr/>
+      <w:r>
+        <w:t>阶段目标  从经过批准的官方来源清单生成可复现、可审计且不改变原意的心理健康中文语料库，为下一轮分块实验提供真实输入。</w:t>
+      </w:r>
+    </w:p>
+    <w:p>
+      <w:pPr>
+        <w:pStyle w:val="Heading2"/>
+      </w:pPr>
+      <w:r>
+        <w:t>13 语料库与来源治理</w:t>
+      </w:r>
+    </w:p>
+    <w:p>
+      <w:pPr/>
+      <w:r>
+        <w:t>常用中文  Corpus 通常译为语料库，指为特定任务收集并按统一规则管理的一组文本。Source catalog 可译为来源清单或源目录；它记录允许抓取哪些资料，而不是把搜索结果直接当成知识库。</w:t>
+      </w:r>
+    </w:p>
+    <w:p>
+      <w:pPr/>
+      <w:r>
+        <w:t>核心原则  权威来源是必要条件，但不是充分条件。资料还必须与心理健康科普范围相关、版本明确、能稳定抽取正文、具有可追溯 URL，并且不会让非心理健康内容压倒检索结果。</w:t>
+      </w:r>
+    </w:p>
+    <w:p>
+      <w:pPr/>
+      <w:r>
+        <w:t>本项目的来源准入  v1 仅采用世界卫生组织中文实况报道与问答，以及中国政府网转载的国家卫生健康委正式文件。不采用自媒体、商业健康平台、无发布日期的转载、诊断量表和面向临床人员的处方指南。</w:t>
+      </w:r>
+    </w:p>
+    <w:p>
+      <w:pPr/>
+      <w:r>
+        <w:t>为什么不追求抓取越多越好  RAG 的知识质量受覆盖率和噪声共同影响。大量低相关、重复或版本不明的材料会增加错误召回和冲突证据。首版应先形成边界清楚的高质量闭集，再根据失败问题补充资料。</w:t>
+      </w:r>
+    </w:p>
+    <w:p>
+      <w:pPr/>
+      <w:r>
+        <w:t>面试表达  我把来源治理放在向量化之前，因为 Embedding 只能表示输入文本，不能把错误、过期或越界资料自动变成正确知识。</w:t>
+      </w:r>
+    </w:p>
+    <w:p>
+      <w:pPr>
+        <w:pStyle w:val="Heading2"/>
+      </w:pPr>
+      <w:r>
+        <w:t>14 原始层 处理层与审计层</w:t>
+      </w:r>
+    </w:p>
+    <w:p>
+      <w:pPr/>
+      <w:r>
+        <w:t>输入  data/sources/corpus_v1.json 保存 corpus_id、标题、发布机构、主题、类型、解析器、官方 URL、授权说明和人工核验短语。清单本身就是数据契约。</w:t>
+      </w:r>
+    </w:p>
+    <w:p>
+      <w:pPr/>
+      <w:r>
+        <w:t>原始层 Raw  data/raw/corpus_v1 保存下载到本机的原始 HTML。原始层不改写，可用于复核解析错误；出于版权和仓库体积考虑，不提交公开 Git。</w:t>
+      </w:r>
+    </w:p>
+    <w:p>
+      <w:pPr/>
+      <w:r>
+        <w:t>处理层 Processed  data/processed/corpus_v1.jsonl 每行保存一个 LangChain Document，正文位于 page_content，来源、主题、抓取时间、原始哈希和清洗哈希位于 metadata。</w:t>
+      </w:r>
+    </w:p>
+    <w:p>
+      <w:pPr/>
+      <w:r>
+        <w:t>审计层 Audit  data/reports/corpus_v1_report.json 记录文档数、字符数、发布机构分布、主题分布、安全关键词计数、原始 SHA-256、清洗后哈希和语义核验数量。</w:t>
+      </w:r>
+    </w:p>
+    <w:p>
+      <w:pPr/>
+      <w:r>
+        <w:t>面试追问  为什么既保存原始文件又保存处理结果？回答是原始层支持证据回溯和重新解析，处理层支持后续分块和检索，审计层支持比较两次构建是否使用了相同输入和规则。三者职责不同。</w:t>
+      </w:r>
+    </w:p>
+    <w:p>
+      <w:pPr>
+        <w:pStyle w:val="Heading2"/>
+      </w:pPr>
+      <w:r>
+        <w:t>15 正文解析与清洗边界</w:t>
+      </w:r>
+    </w:p>
+    <w:p>
+      <w:pPr/>
+      <w:r>
+        <w:t>正文解析  HTML parser 根据已审核的网站结构只读取明确的正文容器，例如 WHO 实况报道正文、WHO 问答折叠区或中国政府网正文区。导航、页脚、脚本和样式不进入 Document。</w:t>
+      </w:r>
+    </w:p>
+    <w:p>
+      <w:pPr/>
+      <w:r>
+        <w:t>清洗边界  当前清洗只做 Unicode NFC、换行、横向空白、BOM、零宽字符和多余空行规范化。它不摘要、不改写、不纠错、不合并相似句，也不删除否定词、程度词、条件、数字和风险提示。</w:t>
+      </w:r>
+    </w:p>
+    <w:p>
+      <w:pPr/>
+      <w:r>
+        <w:t>为什么这能降低歧义  文本清洗只处理表示层噪声，语义层保持原文。若把同义改写或摘要放进清洗阶段，就可能把“可能”“不建议”“仅在某条件下”等限定信息抹掉。</w:t>
+      </w:r>
+    </w:p>
+    <w:p>
+      <w:pPr/>
+      <w:r>
+        <w:t>真实缺陷案例  中国政府网页同时包含桌面版和移动版正文时，旧解析器会抽取两遍。修复后 parser 只接受第一个匹配的正文根节点，并用测试确认第二份正文不会进入结果。</w:t>
+      </w:r>
+    </w:p>
+    <w:p>
+      <w:pPr/>
+      <w:r>
+        <w:t>真实噪声案例  一个政府页面正文容器尾部包含“点击打开”。该文字属于页面控件而非政策语义，因此按精确行过滤；这种规则必须足够具体，不能用宽泛关键词删除可能有意义的句子。</w:t>
+      </w:r>
+    </w:p>
+    <w:p>
+      <w:pPr>
+        <w:pStyle w:val="Heading2"/>
+      </w:pPr>
+      <w:r>
+        <w:t>16 语义完整性门禁</w:t>
+      </w:r>
+    </w:p>
+    <w:p>
+      <w:pPr/>
+      <w:r>
+        <w:t>Semantic integrity 常译为语义完整性，指处理后的文本仍保留原文的事实、条件、否定关系、适用对象、段落顺序和安全提示。它不能只靠字符数量判断。</w:t>
+      </w:r>
+    </w:p>
+    <w:p>
+      <w:pPr/>
+      <w:r>
+        <w:t>人工核验短语  每篇来源至少选择 3 个分布在正文前部、中部和后部的原文短语。构建时必须逐个找到并保持相同顺序；缺失或乱序立即失败，不生成新的冻结语料。</w:t>
+      </w:r>
+    </w:p>
+    <w:p>
+      <w:pPr/>
+      <w:r>
+        <w:t>为什么短语要跨越全文  只检查标题或首段无法发现正文被截断。前中后锚点能够以很低成本发现选择器失效、折叠问答漏抓和半篇下载等常见问题。危机类资料还应优先选择包含否定关系或紧急求助动作的句子。</w:t>
+      </w:r>
+    </w:p>
+    <w:p>
+      <w:pPr/>
+      <w:r>
+        <w:t>局限  语义锚点不是数学意义上的全文等价证明，也不能替代专业机构对医学内容的审核。它的作用是证明已审核的关键内容在机器处理后仍然存在且顺序合理；来源正确性主要由官方发布机构和版本治理承担。</w:t>
+      </w:r>
+    </w:p>
+    <w:p>
+      <w:pPr/>
+      <w:r>
+        <w:t>替代方案  可以比较浏览器渲染文本、保存 DOM 快照、做逐段差异或人工双人复核。它们更严格但成本更高。当前项目采用官方来源、限定正文容器、跨全文锚点、哈希和抽样复核的组合，符合轻量级学习项目的风险与成本。</w:t>
+      </w:r>
+    </w:p>
+    <w:p>
+      <w:pPr>
+        <w:pStyle w:val="Heading2"/>
+      </w:pPr>
+      <w:r>
+        <w:t>17 哈希在语料构建中的作用</w:t>
+      </w:r>
+    </w:p>
+    <w:p>
+      <w:pPr/>
+      <w:r>
+        <w:t>raw_sha256 绑定下载到本机的原始字节，可判断官方网页或传输结果是否变化。document_id 绑定清洗前的抽取正文，cleaned_content_hash 绑定清洗后的正文。三个哈希定位的是三个不同处理阶段。</w:t>
+      </w:r>
+    </w:p>
+    <w:p>
+      <w:pPr/>
+      <w:r>
+        <w:t>哈希不能证明什么  哈希不能证明医学结论正确，也不能证明两个语义相同的句子含义一致；它只适合高效判断输入字节或规范化文本是否完全相同。</w:t>
+      </w:r>
+    </w:p>
+    <w:p>
+      <w:pPr/>
+      <w:r>
+        <w:t>更新策略  再次抓取时若 raw_sha256 变化，应重新运行解析、锚点验证、清洗、去重和后续检索回归，而不是静默覆盖索引。这样才能区分网页更新、解析器变化和实验参数变化。</w:t>
+      </w:r>
+    </w:p>
+    <w:p>
+      <w:pPr>
+        <w:pStyle w:val="Heading2"/>
+      </w:pPr>
+      <w:r>
+        <w:t>18 本轮真实取舍与结果</w:t>
+      </w:r>
+    </w:p>
+    <w:p>
+      <w:pPr/>
+      <w:r>
+        <w:t>排除案例一  最初下载的国家卫生健康委健康素养释义 PDF 首页标注“征求意见稿”，且大部分内容与心理健康无关，因此没有进入冻结清单。正式机构来源不等于当前文件就是正式版本，也不等于适合本任务。</w:t>
+      </w:r>
+    </w:p>
+    <w:p>
+      <w:pPr/>
+      <w:r>
+        <w:t>排除案例二  一份包含 12356 内容的综合民生项目文件同时含大量儿科、献血和慢病服务内容。v1 改为收录专门规定 12356 全国统一心理援助热线的正式通知，以减少主题稀释。</w:t>
+      </w:r>
+    </w:p>
+    <w:p>
+      <w:pPr/>
+      <w:r>
+        <w:t>保留范围  16 篇资料来自 14 篇 WHO 中文资料和 2 篇中国政府网转载的国家卫生健康委文件，覆盖心理健康基础、常见精神障碍、重点人群、工作场所、认知健康、酒精相关风险、自杀预防、危机识别、就医服务和 12356 热线。</w:t>
+      </w:r>
+    </w:p>
+    <w:p>
+      <w:pPr/>
+      <w:r>
+        <w:t>规模判断  清洗后共有 42941 个字符。这个规模足以开展第一轮分块、向量化和小型检索评估，但不代表已经覆盖所有心理健康问题。后续只根据测试集中的真实覆盖缺口扩充 corpus_v2。</w:t>
+      </w:r>
+    </w:p>
+    <w:p>
+      <w:pPr>
+        <w:pStyle w:val="Heading2"/>
+      </w:pPr>
+      <w:r>
+        <w:t>本轮验证记录</w:t>
+      </w:r>
+    </w:p>
+    <w:p>
+      <w:pPr>
+        <w:pStyle w:val="ListBullet"/>
+      </w:pPr>
+      <w:r>
+        <w:t>实现文件  src/mental_health_rag/corpus.py</w:t>
+      </w:r>
+    </w:p>
+    <w:p>
+      <w:pPr>
+        <w:pStyle w:val="ListBullet"/>
+      </w:pPr>
+      <w:r>
+        <w:t>来源清单  data/sources/corpus_v1.json</w:t>
+      </w:r>
+    </w:p>
+    <w:p>
+      <w:pPr>
+        <w:pStyle w:val="ListBullet"/>
+      </w:pPr>
+      <w:r>
+        <w:t>审计报告  data/reports/corpus_v1_report.json</w:t>
+      </w:r>
+    </w:p>
+    <w:p>
+      <w:pPr>
+        <w:pStyle w:val="ListBullet"/>
+      </w:pPr>
+      <w:r>
+        <w:t>真实构建结果  16 篇输入，16 篇唯一文档，0 篇精确重复，42941 个清洗后字符。</w:t>
+      </w:r>
+    </w:p>
+    <w:p>
+      <w:pPr>
+        <w:pStyle w:val="ListBullet"/>
+      </w:pPr>
+      <w:r>
+        <w:t>语义核验  48 个跨全文人工短语全部存在且顺序正确。</w:t>
+      </w:r>
+    </w:p>
+    <w:p>
+      <w:pPr>
+        <w:pStyle w:val="ListBullet"/>
+      </w:pPr>
+      <w:r>
+        <w:t>正文抽样  已检查全部 16 篇的开头和结尾，未发现导航、页脚、脚本或“点击打开”残留。</w:t>
+      </w:r>
+    </w:p>
+    <w:p>
+      <w:pPr>
+        <w:pStyle w:val="ListBullet"/>
+      </w:pPr>
+      <w:r>
+        <w:t>自动化验证  pytest 32 passed；ruff check . 返回 All checks passed。</w:t>
+      </w:r>
+    </w:p>
+    <w:p>
+      <w:pPr>
+        <w:pStyle w:val="ListBullet"/>
+      </w:pPr>
+      <w:r>
+        <w:t>版权边界  WHO 原文仅用于非商业学习与研究并保留来源；原始文件和处理后全文已被 Git 忽略，公开仓库只提交来源清单、代码和审计信息。</w:t>
+      </w:r>
+    </w:p>
+    <w:p>
+      <w:pPr>
+        <w:pStyle w:val="Heading2"/>
+      </w:pPr>
+      <w:r>
+        <w:t>理解检查</w:t>
+      </w:r>
+    </w:p>
+    <w:p>
+      <w:pPr/>
+      <w:r>
+        <w:t>1. 为什么权威来源仍可能不适合直接进入当前 RAG 语料库？</w:t>
+      </w:r>
+    </w:p>
+    <w:p>
+      <w:pPr/>
+      <w:r>
+        <w:t>2. 清洗、摘要和语义改写的边界有什么不同？</w:t>
+      </w:r>
+    </w:p>
+    <w:p>
+      <w:pPr/>
+      <w:r>
+        <w:t>3. 为什么字符数正常仍不能证明正文抓取完整？</w:t>
+      </w:r>
+    </w:p>
+    <w:p>
+      <w:pPr/>
+      <w:r>
+        <w:t>4. raw_sha256、document_id 和 cleaned_content_hash 分别回答什么问题？</w:t>
+      </w:r>
+    </w:p>
+    <w:p>
+      <w:pPr/>
+      <w:r>
+        <w:t>5. 为什么 corpus_v1 要冻结，而不是每次运行都直接使用网页最新内容？</w:t>
+      </w:r>
+    </w:p>
+    <w:p>
+      <w:pPr>
+        <w:pStyle w:val="Heading2"/>
+      </w:pPr>
+      <w:r>
+        <w:t>理解检查参考答案</w:t>
+      </w:r>
+    </w:p>
+    <w:p>
+      <w:pPr/>
+      <w:r>
+        <w:t>1. 权威机构也会发布征求意见稿、临床指南或与任务仅部分相关的综合文件。还要检查版本状态、任务相关性、适用人群、正文可解析性和版权边界。</w:t>
+      </w:r>
+    </w:p>
+    <w:p>
+      <w:pPr/>
+      <w:r>
+        <w:t>2. 清洗只处理编码和版式噪声；摘要压缩信息；语义改写改变表达。后两者可能丢失条件和否定关系，因此不能伪装成无损清洗。</w:t>
+      </w:r>
+    </w:p>
+    <w:p>
+      <w:pPr/>
+      <w:r>
+        <w:t>3. 错误选择器可能抓到很长的导航、重复正文或只抓到长页面的一部分。需要正文容器约束、跨首中尾锚点、抽样和内容哈希共同判断。</w:t>
+      </w:r>
+    </w:p>
+    <w:p>
+      <w:pPr/>
+      <w:r>
+        <w:t>4. raw_sha256 判断原始下载字节是否变化；document_id 判断抽取后、清洗前正文是否变化；cleaned_content_hash 判断规范化后的正文是否完全一致，并用于精确去重。</w:t>
+      </w:r>
+    </w:p>
+    <w:p>
+      <w:pPr/>
+      <w:r>
+        <w:t>5. 冻结版本让分块参数、Embedding 模型和检索策略在相同数据上比较。若网页在实验中途变化，指标变化就无法明确归因。新内容应经过相同门禁后发布为新语料版本。</w:t>
+      </w:r>
+    </w:p>
+    <w:p>
+      <w:pPr>
+        <w:pStyle w:val="Heading2"/>
+      </w:pPr>
+      <w:r>
+        <w:t>官方来源入口</w:t>
+      </w:r>
+    </w:p>
+    <w:p>
+      <w:pPr>
+        <w:pStyle w:val="ListBullet"/>
+      </w:pPr>
+      <w:r>
+        <w:t>世界卫生组织精神卫生实况报道  https://www.who.int/zh/news-room/fact-sheets/detail/mental-health-strengthening-our-response</w:t>
+      </w:r>
+    </w:p>
+    <w:p>
+      <w:pPr>
+        <w:pStyle w:val="ListBullet"/>
+      </w:pPr>
+      <w:r>
+        <w:t>世界卫生组织关于自杀的问答  https://www.who.int/zh/news-room/questions-and-answers/item/suicide</w:t>
+      </w:r>
+    </w:p>
+    <w:p>
+      <w:pPr>
+        <w:pStyle w:val="ListBullet"/>
+      </w:pPr>
+      <w:r>
+        <w:t>中国政府网 12356 心理援助热线通知  https://www.gov.cn/zhengce/zhengceku/202412/content_6994470.htm</w:t>
+      </w:r>
+    </w:p>
+    <w:p>
+      <w:pPr/>
+      <w:r>
+        <w:t>完整 16 篇来源及每篇核验短语见 data/sources/corpus_v1.json。</w:t>
       </w:r>
     </w:p>
     <w:p>

--- a/核心技术讲解.docx
+++ b/核心技术讲解.docx
@@ -5010,20 +5010,7 @@
         <w:spacing w:after="100" w:line="300" w:lineRule="auto"/>
       </w:pPr>
       <w:r>
-        <w:rPr>
-          <w:rFonts w:ascii="Aptos" w:hAnsi="Aptos" w:eastAsia="Microsoft YaHei"/>
-          <w:b/>
-          <w:color w:val="646464"/>
-          <w:sz w:val="20"/>
-        </w:rPr>
-        <w:t xml:space="preserve">阶段状态  </w:t>
-      </w:r>
-      <w:r>
-        <w:rPr>
-          <w:rFonts w:ascii="Aptos" w:hAnsi="Aptos" w:eastAsia="Microsoft YaHei"/>
-          <w:sz w:val="20"/>
-        </w:rPr>
-        <w:t>计划实施</w:t>
+        <w:t>阶段状态  进行中，已完成单篇与批量内存分块基线</w:t>
       </w:r>
     </w:p>
     <w:p>
@@ -5237,19 +5224,7 @@
         <w:spacing w:after="100" w:line="300" w:lineRule="auto"/>
       </w:pPr>
       <w:r>
-        <w:rPr>
-          <w:rFonts w:ascii="Aptos" w:hAnsi="Aptos" w:eastAsia="Microsoft YaHei"/>
-          <w:b/>
-          <w:sz w:val="20"/>
-        </w:rPr>
-        <w:t xml:space="preserve">在本项目中的用法  </w:t>
-      </w:r>
-      <w:r>
-        <w:rPr>
-          <w:rFonts w:ascii="Aptos" w:hAnsi="Aptos" w:eastAsia="Microsoft YaHei"/>
-          <w:sz w:val="20"/>
-        </w:rPr>
-        <w:t>中文场景将显式配置中文标点和换行优先级。</w:t>
+        <w:t>在本项目中的用法  使用换行、中文句末标点、分号、逗号、空格和字符回退的优先级；keep_separator=end 保留标点，add_start_index=True 生成原文起点。</w:t>
       </w:r>
     </w:p>
     <w:p>
@@ -5495,19 +5470,7 @@
         <w:spacing w:after="100" w:line="300" w:lineRule="auto"/>
       </w:pPr>
       <w:r>
-        <w:rPr>
-          <w:rFonts w:ascii="Aptos" w:hAnsi="Aptos" w:eastAsia="Microsoft YaHei"/>
-          <w:b/>
-          <w:sz w:val="20"/>
-        </w:rPr>
-        <w:t xml:space="preserve">在本项目中的用法  </w:t>
-      </w:r>
-      <w:r>
-        <w:rPr>
-          <w:rFonts w:ascii="Aptos" w:hAnsi="Aptos" w:eastAsia="Microsoft YaHei"/>
-          <w:sz w:val="20"/>
-        </w:rPr>
-        <w:t>稳定 ID 由文档 ID、分块配置和片段顺序共同确定。</w:t>
+        <w:t>在本项目中的用法  chunk_id 由 parent document_id、chunk_index 和 chunk 内容哈希共同生成；分块方法、版本、chunk_size 与 chunk_overlap 另存为元数据。参数变化后即使片段顺序相同，也能通过内容哈希和配置识别差异。</w:t>
       </w:r>
     </w:p>
     <w:p>
@@ -5704,17 +5667,252 @@
         <w:pStyle w:val="Heading2"/>
       </w:pPr>
       <w:r>
+        <w:t>6 字符长度与 Token 长度</w:t>
+      </w:r>
+    </w:p>
+    <w:p>
+      <w:pPr/>
+      <w:r>
+        <w:t>常用中文  Character-based splitting 常译为按字符分块；Token-based splitting 常译为按词元分块。Python len 统计 Unicode 字符数量，而模型 tokenizer 统计词元数量，两者不能直接等同。</w:t>
+      </w:r>
+    </w:p>
+    <w:p>
+      <w:pPr/>
+      <w:r>
+        <w:t>当前选择  首版用字符数是因为规则透明、无需加载模型且适合先验证数据链路。进入 Embedding 阶段后，还要用选定模型的 tokenizer 检查片段是否超过模型最大输入长度。字符上限只约束当前分块器，不证明模型输入一定安全。</w:t>
+      </w:r>
+    </w:p>
+    <w:p>
+      <w:pPr/>
+      <w:r>
+        <w:t>面试追问  为什么不用 token 直接切分？回答是当前阶段尚未冻结 Embedding 模型，过早绑定 tokenizer 会把数据处理与模型选择耦合。字符基线便于解释和复现，但模型确定后必须补充 token 长度审计。</w:t>
+      </w:r>
+    </w:p>
+    <w:p>
+      <w:pPr>
+        <w:pStyle w:val="Heading2"/>
+      </w:pPr>
+      <w:r>
+        <w:t>7 分隔符顺序与递归行为</w:t>
+      </w:r>
+    </w:p>
+    <w:p>
+      <w:pPr/>
+      <w:r>
+        <w:t>算法行为  RecursiveCharacterTextSplitter 先选择当前文本中存在的最高优先级分隔符。如果产生的子段仍过长，才对该子段使用下一层分隔符递归处理；它不是先把全文切成句子再统一装箱。</w:t>
+      </w:r>
+    </w:p>
+    <w:p>
+      <w:pPr/>
+      <w:r>
+        <w:t>真实缺陷  初版把双换行放在单换行之前。WHO 页面标题与正文之间恰有双换行，递归后标题可能形成 2 至 8 字的独立片段。正文没有丢失，但片段缺少可独立检索的语义。</w:t>
+      </w:r>
+    </w:p>
+    <w:p>
+      <w:pPr/>
+      <w:r>
+        <w:t>修正与证据  首级分隔符改为单换行，仍保留原段落换行，同时允许短标题与后续标题或正文合并。真实语料的片段数从试验中的 125 降为 109，最短片段从 2 字提高到 127 字。这个变化说明必须用真实语料检查边界分布。</w:t>
+      </w:r>
+    </w:p>
+    <w:p>
+      <w:pPr/>
+      <w:r>
+        <w:t>边界  最短片段变长不等于检索效果一定更好。它只证明结构性碎片减少；是否改善召回仍需固定问题集和相关性标注验证。</w:t>
+      </w:r>
+    </w:p>
+    <w:p>
+      <w:pPr>
+        <w:pStyle w:val="Heading2"/>
+      </w:pPr>
+      <w:r>
+        <w:t>8 起止位置与可追溯性</w:t>
+      </w:r>
+    </w:p>
+    <w:p>
+      <w:pPr/>
+      <w:r>
+        <w:t>字段含义  start_index 是片段首字符在清洗正文中的零基位置，end_index 使用 Python 半开区间规则，等于 start_index 加片段字符数。原文 source[start_index:end_index] 必须与 page_content 完全一致。</w:t>
+      </w:r>
+    </w:p>
+    <w:p>
+      <w:pPr/>
+      <w:r>
+        <w:t>为什么重要  来源 URL 只能定位到整篇资料；位置字段才能把检索命中、引用展示和错误分析落到具体原文。重复文本可能让简单字符串查找命中错误位置，因此测试必须覆盖顺序、重叠和原文切片复核。</w:t>
+      </w:r>
+    </w:p>
+    <w:p>
+      <w:pPr/>
+      <w:r>
+        <w:t>元数据契约  片段继承 source、title、publisher、topic 等来源字段，并新增 parent_document_id、chunk_id、chunk_index、chunk_count、start_index、end_index、chunk_char_count、chunk_content_hash、分块方法、版本和参数。输入 Document 保持不变。</w:t>
+      </w:r>
+    </w:p>
+    <w:p>
+      <w:pPr>
+        <w:pStyle w:val="Heading2"/>
+      </w:pPr>
+      <w:r>
+        <w:t>9 稳定 ID 内容哈希与索引失效</w:t>
+      </w:r>
+    </w:p>
+    <w:p>
+      <w:pPr/>
+      <w:r>
+        <w:t>chunk_content_hash 标识片段正文是否完全相同；chunk_id 把父文档身份、顺序和片段内容绑定在一起。相同输入与配置会得到相同 ID，正文或边界变化通常会改变 ID。</w:t>
+      </w:r>
+    </w:p>
+    <w:p>
+      <w:pPr/>
+      <w:r>
+        <w:t>为什么还保存配置  哈希不能解释片段由哪套规则产生，因此元数据同时保存 chunking_method、chunking_version、chunk_size 和 chunk_overlap。后续索引 manifest 必须绑定这些配置；参数变化后应重建向量索引，不能混用旧向量。</w:t>
+      </w:r>
+    </w:p>
+    <w:p>
+      <w:pPr/>
+      <w:r>
+        <w:t>替代方案  随机 UUID 创建简单但无法复现实验；只用 chunk_index 在重新分块后可能误认旧引用；只用内容哈希会让不同文档中的相同片段共用身份。当前组合优先保证血缘、确定性和调试能力。</w:t>
+      </w:r>
+    </w:p>
+    <w:p>
+      <w:pPr>
+        <w:pStyle w:val="Heading2"/>
+      </w:pPr>
+      <w:r>
+        <w:t>10 批量分块与失败策略</w:t>
+      </w:r>
+    </w:p>
+    <w:p>
+      <w:pPr/>
+      <w:r>
+        <w:t>接口  split_documents(documents: Iterable[Document], config: ChunkingConfig | None) -&gt; ChunkingResult。输入可以是列表或生成器；输出包含按输入顺序展平的 chunks、逐文档 DocumentChunkSummary 和 input_count。</w:t>
+      </w:r>
+    </w:p>
+    <w:p>
+      <w:pPr/>
+      <w:r>
+        <w:t>为什么需要结果模型  如果批量函数只返回片段列表，就无法直接核对输入文档数、每篇片段数和来源分布。显式结果模型让构建报告、异常定位和后续索引 manifest 都有稳定字段。</w:t>
+      </w:r>
+    </w:p>
+    <w:p>
+      <w:pPr/>
+      <w:r>
+        <w:t>统一配置  整个批次解析一次 ChunkingConfig，并把同一个不可变配置传给每篇文档。这样可以证明一个索引中的片段使用同一 chunk_size、chunk_overlap 和分隔符规则，避免实验条件混杂。</w:t>
+      </w:r>
+    </w:p>
+    <w:p>
+      <w:pPr/>
+      <w:r>
+        <w:t>失败策略  任一输入不是 Document、未清洗、哈希过期或缺少 document_id 时立即失败，并在错误信息中加入 documents[index]。当前不静默跳过，因为少一篇权威资料可能形成隐蔽的知识覆盖缺口。</w:t>
+      </w:r>
+    </w:p>
+    <w:p>
+      <w:pPr/>
+      <w:r>
+        <w:t>唯一性门禁  批处理拒绝重复 document_id，并在汇总后再次检查 chunk_id 全局唯一。重复父文档身份会让引用血缘含糊，也可能使向量库中的片段主键冲突。</w:t>
+      </w:r>
+    </w:p>
+    <w:p>
+      <w:pPr/>
+      <w:r>
+        <w:t>复杂度  批量层只按顺序访问每篇文档并展平已有片段，除底层分块成本外，时间复杂度与文档数和片段总数线性相关；内存中保存全部片段，因此空间复杂度与片段总量成正比。当前 109 个片段适合内存处理，大规模语料可改为流式落盘。</w:t>
+      </w:r>
+    </w:p>
+    <w:p>
+      <w:pPr/>
+      <w:r>
+        <w:t>替代方案  静默跳过坏文档能让任务继续，但会掩盖覆盖缺口；允许每篇使用独立配置更灵活，却破坏索引实验的一致性。首版采用 fail fast，即快速失败，优先保证数据完整性和可复现。</w:t>
+      </w:r>
+    </w:p>
+    <w:p>
+      <w:pPr>
+        <w:pStyle w:val="Heading2"/>
+      </w:pPr>
+      <w:r>
         <w:t>本轮验证记录</w:t>
       </w:r>
     </w:p>
     <w:p>
       <w:r>
-        <w:rPr>
-          <w:rFonts w:ascii="Aptos" w:hAnsi="Aptos" w:eastAsia="Microsoft YaHei"/>
-          <w:color w:val="5A5A5A"/>
-          <w:sz w:val="20"/>
-        </w:rPr>
-        <w:t>本轮尚未实施。后续只在实际运行代码、测试或实验后补充结果。</w:t>
+        <w:t>本轮已实现单篇和批量清洗文档的确定性中文分块。JSONL 落盘与参数对比实验尚未实施。以下数字来自当前环境和冻结语料 corpus_v1 的实际运行。</w:t>
+      </w:r>
+    </w:p>
+    <w:p>
+      <w:pPr>
+        <w:pStyle w:val="ListBullet"/>
+      </w:pPr>
+      <w:r>
+        <w:t>实现文件  src/mental_health_rag/chunking.py</w:t>
+      </w:r>
+    </w:p>
+    <w:p>
+      <w:pPr>
+        <w:pStyle w:val="ListBullet"/>
+      </w:pPr>
+      <w:r>
+        <w:t>测试文件  tests/test_chunking.py，共 20 项分块测试。</w:t>
+      </w:r>
+    </w:p>
+    <w:p>
+      <w:pPr>
+        <w:pStyle w:val="ListBullet"/>
+      </w:pPr>
+      <w:r>
+        <w:t>基线配置  chunk_size=500，chunk_overlap=80，字符长度，keep_separator=end。</w:t>
+      </w:r>
+    </w:p>
+    <w:p>
+      <w:pPr>
+        <w:pStyle w:val="ListBullet"/>
+      </w:pPr>
+      <w:r>
+        <w:t>真实回归  16 篇文档产生 109 个片段；最短 127 字，中位数 452 字，平均 421.11 字，最长 498 字。</w:t>
+      </w:r>
+    </w:p>
+    <w:p>
+      <w:pPr>
+        <w:pStyle w:val="ListBullet"/>
+      </w:pPr>
+      <w:r>
+        <w:t>结构校验  超过 500 字的片段为 0；109 个 chunk_id 全部唯一；所有片段均可通过起止位置精确回指清洗正文。</w:t>
+      </w:r>
+    </w:p>
+    <w:p>
+      <w:pPr>
+        <w:pStyle w:val="ListBullet"/>
+      </w:pPr>
+      <w:r>
+        <w:t>缺陷修正  双换行优先导致 2 至 8 字标题孤岛；改为单换行优先后，当前真实语料最短片段为 127 字。</w:t>
+      </w:r>
+    </w:p>
+    <w:p>
+      <w:pPr>
+        <w:pStyle w:val="ListBullet"/>
+      </w:pPr>
+      <w:r>
+        <w:t>自动化验证  pytest 52 passed；ruff check . 返回 All checks passed。</w:t>
+      </w:r>
+    </w:p>
+    <w:p>
+      <w:pPr>
+        <w:pStyle w:val="ListBullet"/>
+      </w:pPr>
+      <w:r>
+        <w:t>实验边界  尚未建立检索标注集，因此不能宣称当前分块参数最优。</w:t>
+      </w:r>
+    </w:p>
+    <w:p>
+      <w:pPr>
+        <w:pStyle w:val="ListBullet"/>
+      </w:pPr>
+      <w:r>
+        <w:t>批量回归  16 篇文档仍产生 109 个片段；每篇 3 至 13 个片段，中位数 7；文档顺序保持不变，片段 ID 全部唯一。</w:t>
+      </w:r>
+    </w:p>
+    <w:p>
+      <w:pPr>
+        <w:pStyle w:val="ListBullet"/>
+      </w:pPr>
+      <w:r>
+        <w:t>批量测试  覆盖列表与生成器输入、空输入、统一配置、稳定顺序、重复 document_id 和带位置的错误报告。</w:t>
       </w:r>
     </w:p>
     <w:p>
@@ -5731,11 +5929,7 @@
         <w:spacing w:after="0" w:line="240" w:lineRule="auto"/>
       </w:pPr>
       <w:r>
-        <w:rPr>
-          <w:rFonts w:ascii="Aptos" w:hAnsi="Aptos" w:eastAsia="Microsoft YaHei"/>
-          <w:sz w:val="19"/>
-        </w:rPr>
-        <w:t>1. 这一轮最核心的数据或接口契约是什么？</w:t>
+        <w:t>1. 为什么 chunk_size=500 和 chunk_overlap=80 只能称为基线参数？</w:t>
       </w:r>
     </w:p>
     <w:p>
@@ -5743,11 +5937,7 @@
         <w:spacing w:after="0" w:line="240" w:lineRule="auto"/>
       </w:pPr>
       <w:r>
-        <w:rPr>
-          <w:rFonts w:ascii="Aptos" w:hAnsi="Aptos" w:eastAsia="Microsoft YaHei"/>
-          <w:sz w:val="19"/>
-        </w:rPr>
-        <w:t>2. 这一轮的关键参数为什么不能只凭经验确定？</w:t>
+        <w:t>2. RecursiveCharacterTextSplitter 的递归含义是什么？</w:t>
       </w:r>
     </w:p>
     <w:p>
@@ -5755,11 +5945,93 @@
         <w:spacing w:after="0" w:line="240" w:lineRule="auto"/>
       </w:pPr>
       <w:r>
-        <w:rPr>
-          <w:rFonts w:ascii="Aptos" w:hAnsi="Aptos" w:eastAsia="Microsoft YaHei"/>
-          <w:sz w:val="19"/>
-        </w:rPr>
-        <w:t>3. 如果这一轮结果异常，应该保存哪些信息用于定位问题？</w:t>
+        <w:t>3. 为什么字符长度不能直接等同于模型 Token 长度？</w:t>
+      </w:r>
+    </w:p>
+    <w:p>
+      <w:pPr/>
+      <w:r>
+        <w:t>4. start_index 和 end_index 如何证明片段能回到原文？</w:t>
+      </w:r>
+    </w:p>
+    <w:p>
+      <w:pPr/>
+      <w:r>
+        <w:t>5. 为什么短标题独立成块是结构问题，但不等于正文发生语义丢失？</w:t>
+      </w:r>
+    </w:p>
+    <w:p>
+      <w:pPr/>
+      <w:r>
+        <w:t>6. chunk_id 为什么不能只使用 chunk_index 或随机 UUID？</w:t>
+      </w:r>
+    </w:p>
+    <w:p>
+      <w:pPr/>
+      <w:r>
+        <w:t>7. 为什么批处理选择遇错即停，而不是跳过错误文档继续构建？</w:t>
+      </w:r>
+    </w:p>
+    <w:p>
+      <w:pPr/>
+      <w:r>
+        <w:t>8. 为什么一个批次必须共享同一套分块配置？</w:t>
+      </w:r>
+    </w:p>
+    <w:p>
+      <w:pPr>
+        <w:pStyle w:val="Heading2"/>
+      </w:pPr>
+      <w:r>
+        <w:t>理解检查参考答案</w:t>
+      </w:r>
+    </w:p>
+    <w:p>
+      <w:pPr/>
+      <w:r>
+        <w:t>1. 500 和 80 目前只通过结构校验，没有通过带相关性标注的问题集验证。参数优劣必须结合 Recall@K、MRR、重复召回、上下文完整性、索引规模和延迟比较。</w:t>
+      </w:r>
+    </w:p>
+    <w:p>
+      <w:pPr/>
+      <w:r>
+        <w:t>2. 它先用最高优先级分隔符处理当前文本，只有仍然过长的子段才使用下一分隔符继续切分。不同递归分支不会自动重新全局装箱，因此分隔符顺序可能产生短片段。</w:t>
+      </w:r>
+    </w:p>
+    <w:p>
+      <w:pPr/>
+      <w:r>
+        <w:t>3. 字符是 Python 字符串的计数单位，Token 是具体 tokenizer 的编码单位。同一中文字符串在不同模型中可能产生不同 Token 数，所以模型冻结后仍需单独做 Token 长度审计。</w:t>
+      </w:r>
+    </w:p>
+    <w:p>
+      <w:pPr/>
+      <w:r>
+        <w:t>4. 对每个片段验证 cleaned_document.page_content[start_index:end_index] == chunk.page_content。end_index 采用半开区间，等于 start_index 加片段长度。</w:t>
+      </w:r>
+    </w:p>
+    <w:p>
+      <w:pPr/>
+      <w:r>
+        <w:t>5. 标题文本仍存在且可以回指原文，所以没有字符层面的内容丢失；但标题单独成为 2 至 8 字片段时缺少上下文，可能浪费召回名额，因此属于检索单元设计缺陷。</w:t>
+      </w:r>
+    </w:p>
+    <w:p>
+      <w:pPr/>
+      <w:r>
+        <w:t>6. 只用顺序号会在重新分块后误认旧片段，随机 UUID 又无法重复构建。父文档 ID、片段顺序和内容哈希的组合既表达血缘，又能保持确定性并感知正文变化。</w:t>
+      </w:r>
+    </w:p>
+    <w:p>
+      <w:pPr/>
+      <w:r>
+        <w:t>7. 心理健康知识库漏掉一篇资料可能形成难以察觉的覆盖缺口。遇错即停让构建失败显性化，并通过 documents[index] 快速定位输入；若未来需要容错，也应输出明确失败清单并设置允许阈值。</w:t>
+      </w:r>
+    </w:p>
+    <w:p>
+      <w:pPr/>
+      <w:r>
+        <w:t>8. 共享配置保证索引内所有片段的长度单位、大小、重叠和分隔规则一致，使检索结果和实验指标可以归因。若混用配置，应拆分索引或在 manifest 中明确分组，不能把它当作同一实验条件。</w:t>
       </w:r>
     </w:p>
     <w:p>

--- a/核心技术讲解.docx
+++ b/核心技术讲解.docx
@@ -5010,7 +5010,7 @@
         <w:spacing w:after="100" w:line="300" w:lineRule="auto"/>
       </w:pPr>
       <w:r>
-        <w:t>阶段状态  进行中，已完成单篇与批量内存分块基线</w:t>
+        <w:t>阶段状态  已完成工程基线，参数最优性待检索评估</w:t>
       </w:r>
     </w:p>
     <w:p>
@@ -5827,12 +5827,68 @@
         <w:pStyle w:val="Heading2"/>
       </w:pPr>
       <w:r>
+        <w:t>11 JSONL 落盘与可复现构建</w:t>
+      </w:r>
+    </w:p>
+    <w:p>
+      <w:pPr/>
+      <w:r>
+        <w:t>常用中文  JSON Lines 通常简称 JSONL，指每一行都是一个独立 JSON 值。当前每行保存一个 LangChain Document 的 page_content 和 metadata，适合逐行读取、抽样检查和未来流式处理。</w:t>
+      </w:r>
+    </w:p>
+    <w:p>
+      <w:pPr/>
+      <w:r>
+        <w:t>接口  build_chunk_corpus(input_path, output_path, report_path, config) 读取冻结清洗语料，执行批量分块，原子写入片段 JSONL 和构建报告，并返回 ChunkBuildResult。</w:t>
+      </w:r>
+    </w:p>
+    <w:p>
+      <w:pPr/>
+      <w:r>
+        <w:t>输入校验  输入必须是非空 UTF-8 JSONL；每行必须是对象，page_content 必须是非空字符串，metadata 必须是对象。错误信息包含行号，输入、输出和报告路径不得相同。</w:t>
+      </w:r>
+    </w:p>
+    <w:p>
+      <w:pPr/>
+      <w:r>
+        <w:t>原子写入  Atomic write 常译为原子写入。程序先把完整内容写到同目录临时文件，再用 replace 替换目标文件；如果写入过程失败，不会把半截 JSONL 当成正式构建结果。</w:t>
+      </w:r>
+    </w:p>
+    <w:p>
+      <w:pPr/>
+      <w:r>
+        <w:t>可复现性  Reproducibility 常译为可复现性。同一 input_sha256、分块方法版本和参数生成稳定 build_id；输出文件另有 output_sha256。生成时间可以变化，因此报告文件本身不要求逐字节相同。</w:t>
+      </w:r>
+    </w:p>
+    <w:p>
+      <w:pPr/>
+      <w:r>
+        <w:t>命令  python -m mental_health_rag.chunking --input data/processed/corpus_v1.jsonl --output data/processed/chunks_v1.jsonl --report data/reports/chunks_v1_build.json --chunk-size 500 --chunk-overlap 80。该命令只读取本地冻结语料，不访问网络，也不下载模型。</w:t>
+      </w:r>
+    </w:p>
+    <w:p>
+      <w:pPr/>
+      <w:r>
+        <w:t>版权与仓库边界  chunks_v1.jsonl 含完整来源正文片段，继续由 Git 忽略；构建代码和只含哈希、配置、统计及来源标识的报告可以提交。</w:t>
+      </w:r>
+    </w:p>
+    <w:p>
+      <w:pPr/>
+      <w:r>
+        <w:t>面试追问  为什么 JSONL 比 JSON 数组更合适？JSONL 可以逐行流式处理，单条记录容易定位，追加和抽样更方便；代价是它不是一个整体 JSON 数组，读取端必须按行解析并处理行号错误。</w:t>
+      </w:r>
+    </w:p>
+    <w:p>
+      <w:pPr>
+        <w:pStyle w:val="Heading2"/>
+      </w:pPr>
+      <w:r>
         <w:t>本轮验证记录</w:t>
       </w:r>
     </w:p>
     <w:p>
       <w:r>
-        <w:t>本轮已实现单篇和批量清洗文档的确定性中文分块。JSONL 落盘与参数对比实验尚未实施。以下数字来自当前环境和冻结语料 corpus_v1 的实际运行。</w:t>
+        <w:t>本轮已实现单篇与批量分块、JSONL 原子落盘和可复现构建命令。参数优劣仍需在后续检索评估集上比较。以下数字来自当前环境和冻结语料 corpus_v1 的实际运行。</w:t>
       </w:r>
     </w:p>
     <w:p>
@@ -5888,7 +5944,7 @@
         <w:pStyle w:val="ListBullet"/>
       </w:pPr>
       <w:r>
-        <w:t>自动化验证  pytest 52 passed；ruff check . 返回 All checks passed。</w:t>
+        <w:t>自动化验证  pytest 62 passed；ruff check . 返回 All checks passed。</w:t>
       </w:r>
     </w:p>
     <w:p>
@@ -5913,6 +5969,54 @@
       </w:pPr>
       <w:r>
         <w:t>批量测试  覆盖列表与生成器输入、空输入、统一配置、稳定顺序、重复 document_id 和带位置的错误报告。</w:t>
+      </w:r>
+    </w:p>
+    <w:p>
+      <w:pPr>
+        <w:pStyle w:val="ListBullet"/>
+      </w:pPr>
+      <w:r>
+        <w:t>落盘测试  tests/test_chunk_build.py 共 10 项测试，覆盖真实写入、目录创建、重复构建、配置变化、格式错误、空输入、路径冲突和缺失输入。</w:t>
+      </w:r>
+    </w:p>
+    <w:p>
+      <w:pPr>
+        <w:pStyle w:val="ListBullet"/>
+      </w:pPr>
+      <w:r>
+        <w:t>真实命令  连续执行两次均得到 16 篇输入和 109 个片段。</w:t>
+      </w:r>
+    </w:p>
+    <w:p>
+      <w:pPr>
+        <w:pStyle w:val="ListBullet"/>
+      </w:pPr>
+      <w:r>
+        <w:t>输入 SHA-256  d3fd1227e97beba38721df49c1ec43bc26389e3e73f28388072cf95ff4ad4cd7。</w:t>
+      </w:r>
+    </w:p>
+    <w:p>
+      <w:pPr>
+        <w:pStyle w:val="ListBullet"/>
+      </w:pPr>
+      <w:r>
+        <w:t>输出 SHA-256  562a5ad8842a5be6d330f0799220f5b25bb32a7cbc7c5da8ffccb0bed87c6b2e，两次完全一致。</w:t>
+      </w:r>
+    </w:p>
+    <w:p>
+      <w:pPr>
+        <w:pStyle w:val="ListBullet"/>
+      </w:pPr>
+      <w:r>
+        <w:t>稳定 build_id  41895cb97e2e21664597e1b0cce7f1116f975477331416879acb547d939a7f53，两次完全一致。</w:t>
+      </w:r>
+    </w:p>
+    <w:p>
+      <w:pPr>
+        <w:pStyle w:val="ListBullet"/>
+      </w:pPr>
+      <w:r>
+        <w:t>输出边界  data/processed/chunks_v1.jsonl 被 Git 忽略；data/reports/chunks_v1_build.json 保存可审计构建信息。</w:t>
       </w:r>
     </w:p>
     <w:p>
@@ -5979,6 +6083,18 @@
       </w:r>
     </w:p>
     <w:p>
+      <w:pPr/>
+      <w:r>
+        <w:t>9. 为什么输出文件可复现，但构建报告不要求每个字节都相同？</w:t>
+      </w:r>
+    </w:p>
+    <w:p>
+      <w:pPr/>
+      <w:r>
+        <w:t>10. 原子写入解决什么问题，它能否保证输出文件和报告两个文件同时成功？</w:t>
+      </w:r>
+    </w:p>
+    <w:p>
       <w:pPr>
         <w:pStyle w:val="Heading2"/>
       </w:pPr>
@@ -6032,6 +6148,18 @@
       <w:pPr/>
       <w:r>
         <w:t>8. 共享配置保证索引内所有片段的长度单位、大小、重叠和分隔规则一致，使检索结果和实验指标可以归因。若混用配置，应拆分索引或在 manifest 中明确分组，不能把它当作同一实验条件。</w:t>
+      </w:r>
+    </w:p>
+    <w:p>
+      <w:pPr/>
+      <w:r>
+        <w:t>9. 片段 JSONL 只由冻结输入和确定性分块配置决定，因此输出字节和 SHA-256 应相同。报告包含 generated_at_utc，运行时间自然变化；可复现性应比较 input_sha256、配置、build_id、output_sha256 和统计，而不是比较时间戳。</w:t>
+      </w:r>
+    </w:p>
+    <w:p>
+      <w:pPr/>
+      <w:r>
+        <w:t>10. 原子写入避免单个目标文件在中断时只写入一部分。当前实现分别原子替换 JSONL 和报告，因此保证每个文件自身完整，但不是跨两个文件的数据库事务；若第二次写入失败，可能出现新 JSONL 配旧报告，调用方应以构建命令失败为准并重新运行。</w:t>
       </w:r>
     </w:p>
     <w:p>

--- a/核心技术讲解.docx
+++ b/核心技术讲解.docx
@@ -4999,6 +4999,294 @@
     <w:p>
       <w:pPr>
         <w:pStyle w:val="Heading1"/>
+      </w:pPr>
+      <w:r>
+        <w:t>第 2 轮补充  语料库 v2 扩充与公众表达边界</w:t>
+      </w:r>
+    </w:p>
+    <w:p>
+      <w:pPr/>
+      <w:r>
+        <w:t>阶段目标  在不降低来源权威性和语义完整性的前提下扩充真实语料，并把权威原文与面向公众的通俗回答分成两个层次。</w:t>
+      </w:r>
+    </w:p>
+    <w:p>
+      <w:pPr>
+        <w:pStyle w:val="Heading2"/>
+      </w:pPr>
+      <w:r>
+        <w:t>1 来源清单继承</w:t>
+      </w:r>
+    </w:p>
+    <w:p>
+      <w:pPr/>
+      <w:r>
+        <w:t>概念  corpus_v2 通过 base_catalog 引用 corpus_v1，只记录本版新增来源。加载时程序合并两版清单，并对合并后的来源 ID 和 URL 重新执行唯一性检查。</w:t>
+      </w:r>
+    </w:p>
+    <w:p>
+      <w:pPr/>
+      <w:r>
+        <w:t>为什么需要  如果每个版本复制完整清单，同一篇来源可能在两个文件中被独立修改，版本差异会逐渐失真。继承方式让新增内容清晰可审计，同时保留 v1 冻结基线。</w:t>
+      </w:r>
+    </w:p>
+    <w:p>
+      <w:pPr/>
+      <w:r>
+        <w:t>安全边界  加载器检测循环继承；v2 不能间接引用自己。新增来源仍必须通过 HTTPS 官方域名、字段完整性、来源 ID、解析器和至少三个语义锚点校验。</w:t>
+      </w:r>
+    </w:p>
+    <w:p>
+      <w:pPr>
+        <w:pStyle w:val="Heading2"/>
+      </w:pPr>
+      <w:r>
+        <w:t>2 正式来源与候选来源</w:t>
+      </w:r>
+    </w:p>
+    <w:p>
+      <w:pPr/>
+      <w:r>
+        <w:t>概念  正式来源已通过发布机构、中文原文、可访问性、正文结构、语义锚点和重复关系检查。候选来源可能权威，但只要抓取不稳定、正文顺序不可靠、许可不明确或适用范围不符，就不能进入索引。</w:t>
+      </w:r>
+    </w:p>
+    <w:p>
+      <w:pPr/>
+      <w:r>
+        <w:t>本项目实例  国家卫生健康委睡眠资料已通过中国政府网转载页完成稳定抓取并进入正式清单；UNICEF 儿童心理支持资料和教育部学生心理健康资料仍因 HTTP 403 或连接问题留在候选池。搜索摘要能够显示内容，不能替代原文抓取和语义核验。</w:t>
+      </w:r>
+    </w:p>
+    <w:p>
+      <w:pPr/>
+      <w:r>
+        <w:t>面试表达  来源权威性是必要条件，不是充分条件。进入 RAG 前还要验证版本状态、任务相关性、可解析性、内容完整性、版权边界和适用人群。</w:t>
+      </w:r>
+    </w:p>
+    <w:p>
+      <w:pPr>
+        <w:pStyle w:val="Heading2"/>
+      </w:pPr>
+      <w:r>
+        <w:t>3 文本类型分层</w:t>
+      </w:r>
+    </w:p>
+    <w:p>
+      <w:pPr/>
+      <w:r>
+        <w:t>公众科普资料  用于解释概念、常见表现、风险因素、自我照护和求助时机，可以进入普通检索流程。</w:t>
+      </w:r>
+    </w:p>
+    <w:p>
+      <w:pPr/>
+      <w:r>
+        <w:t>法律与政策资料  用于解释权利、隐私、服务边界和中国境内的求助制度。回答时必须明确这是法律或政策信息，不能把法律条文改写成医学判断。</w:t>
+      </w:r>
+    </w:p>
+    <w:p>
+      <w:pPr/>
+      <w:r>
+        <w:t>专业临床资料  诊疗规范和诊断分类主要面向医务人员，可能包含诊断与治疗细节。它们应进入独立的专业参考集合，并设置检索过滤，不能与公众自助建议无差别混检。</w:t>
+      </w:r>
+    </w:p>
+    <w:p>
+      <w:pPr>
+        <w:pStyle w:val="Heading2"/>
+      </w:pPr>
+      <w:r>
+        <w:t>4 权威证据与通俗回答</w:t>
+      </w:r>
+    </w:p>
+    <w:p>
+      <w:pPr/>
+      <w:r>
+        <w:t>证据层  保存官方原文、来源、版本、适用人群、限制条件和内容哈希。建库阶段只做保守清洗，不进行摘要、同义改写或面向公众的重新表述。</w:t>
+      </w:r>
+    </w:p>
+    <w:p>
+      <w:pPr/>
+      <w:r>
+        <w:t>回答层  生成模型可以把检索证据解释成简单中文，但必须保留条件、否定关系和不确定性，附带来源引用。涉及诊断、治疗、药物和危机时执行额外安全规则；证据不足时拒答。</w:t>
+      </w:r>
+    </w:p>
+    <w:p>
+      <w:pPr/>
+      <w:r>
+        <w:t>为什么分层  如果在建库时就把原文改写成通俗文本，后续无法判断错误来自官方证据、改写过程还是生成模型。保留原文才能审计忠实度。</w:t>
+      </w:r>
+    </w:p>
+    <w:p>
+      <w:pPr>
+        <w:pStyle w:val="Heading2"/>
+      </w:pPr>
+      <w:r>
+        <w:t>5 书籍手册和标准的入库门禁</w:t>
+      </w:r>
+    </w:p>
+    <w:p>
+      <w:pPr/>
+      <w:r>
+        <w:t>已核验候选  中华人民共和国精神卫生法、WHO 压力之下择要事为之、WHO 现场工作者心理急救指南。前者用于权利与服务边界，后两者用于压力管理和危机后的支持原则。</w:t>
+      </w:r>
+    </w:p>
+    <w:p>
+      <w:pPr/>
+      <w:r>
+        <w:t>暂缓原因  国家卫生健康委原页当前返回 HTTP 412；WHO IRIS 旧链接返回 HTML 落地页，已定位到官方 API PDF，但版面抽取出现断句、插图文字穿插和空格异常。权威PDF不等于抽取后的文本可以直接使用。</w:t>
+      </w:r>
+    </w:p>
+    <w:p>
+      <w:pPr/>
+      <w:r>
+        <w:t>不纳入范围  DSM 等受版权保护的商业诊断手册、来源不明的电子书和盗版文档不抓取。精神障碍诊疗规范只登记为专业候选，不进入公众问答索引。</w:t>
+      </w:r>
+    </w:p>
+    <w:p>
+      <w:pPr>
+        <w:pStyle w:val="Heading2"/>
+      </w:pPr>
+      <w:r>
+        <w:t>6 权威心理健康科普的主题优先级</w:t>
+      </w:r>
+    </w:p>
+    <w:p>
+      <w:pPr/>
+      <w:r>
+        <w:t>入库顺序  先补一般公众高频问题，如压力、情绪、睡眠、常见精神健康问题、求助时机、儿童青少年和危机支持；再补特定人群、政策背景和专业参考。来源同样权威时，优先选择能直接支持公众科普问答的正文。</w:t>
+      </w:r>
+    </w:p>
+    <w:p>
+      <w:pPr/>
+      <w:r>
+        <w:t>为什么不能只追求数量  低频或高度特定主题会增加索引体积，却不一定改善核心测试集的召回。主题覆盖率、问题需求和证据可用性比文档总数更能说明语料质量。</w:t>
+      </w:r>
+    </w:p>
+    <w:p>
+      <w:pPr/>
+      <w:r>
+        <w:t>本轮取舍  WHO《紧急情况下的精神卫生》和全国爱卫办《睡眠健康核心信息及释义》进入正式库；WHO《难民和移民心理健康》虽完成 2529 字正文与章节锚点核验，但因一般公众问答优先级较低，暂留候选池。</w:t>
+      </w:r>
+    </w:p>
+    <w:p>
+      <w:pPr>
+        <w:pStyle w:val="Heading2"/>
+      </w:pPr>
+      <w:r>
+        <w:t>7 HTML 空元素与正文越界</w:t>
+      </w:r>
+    </w:p>
+    <w:p>
+      <w:pPr/>
+      <w:r>
+        <w:t>问题  HTML 的 img、br、meta 等空元素没有结束标签。如果解析器仍把它们当作普通容器增加 capture_depth，正文根节点关闭后深度可能仍大于零，后续二维码、打印按钮和导航文字就会被误认为正文。</w:t>
+      </w:r>
+    </w:p>
+    <w:p>
+      <w:pPr/>
+      <w:r>
+        <w:t>修复  解析器维护 HTML 空元素集合；遇到空元素时可以记录必要的换行，但不能增加嵌套深度。新增政府页面解析器只捕获 id 为 docContent 的正文，并用含 img 且正文后带“扫一扫”的回归样例验证捕获会准时停止。</w:t>
+      </w:r>
+    </w:p>
+    <w:p>
+      <w:pPr/>
+      <w:r>
+        <w:t>面试表达  这是静默数据污染：程序不报错、正文也存在，但证据尾部混入页面噪声。质量门禁必须同时检查正文开始位置、结束位置、关键短语顺序和噪声词，而不能只检查字符数。</w:t>
+      </w:r>
+    </w:p>
+    <w:p>
+      <w:pPr>
+        <w:pStyle w:val="Heading2"/>
+      </w:pPr>
+      <w:r>
+        <w:t>本轮验证记录</w:t>
+      </w:r>
+    </w:p>
+    <w:p>
+      <w:pPr>
+        <w:pStyle w:val="ListBullet"/>
+      </w:pPr>
+      <w:r>
+        <w:t>来源清单  corpus_v2 继承 v1 的 16 篇来源并新增 6 篇，加载后共 22 篇。</w:t>
+      </w:r>
+    </w:p>
+    <w:p>
+      <w:pPr>
+        <w:pStyle w:val="ListBullet"/>
+      </w:pPr>
+      <w:r>
+        <w:t>真实网页抽取  创伤后应激障碍 3196 字，自闭症 3293 字，虐待儿童 2692 字，紧急情况下的精神卫生 2940 字，睡眠健康核心信息及释义 2825 字，抑郁表现辨析 894 字；每篇 3 个语义锚点全部按顺序通过。</w:t>
+      </w:r>
+    </w:p>
+    <w:p>
+      <w:pPr>
+        <w:pStyle w:val="ListBullet"/>
+      </w:pPr>
+      <w:r>
+        <w:t>自动化验证  tests/test_corpus.py 共 13 项测试通过，Ruff 检查通过。</w:t>
+      </w:r>
+    </w:p>
+    <w:p>
+      <w:pPr>
+        <w:pStyle w:val="ListBullet"/>
+      </w:pPr>
+      <w:r>
+        <w:t>未入库候选  儿童支持、学生心理健康、精神卫生法和两本 WHO 手册仍需解决稳定抓取或版面抽取问题；难民和移民心理健康虽通过技术核验，但按主题优先级暂缓。</w:t>
+      </w:r>
+    </w:p>
+    <w:p>
+      <w:pPr>
+        <w:pStyle w:val="Heading2"/>
+      </w:pPr>
+      <w:r>
+        <w:t>理解检查</w:t>
+      </w:r>
+    </w:p>
+    <w:p>
+      <w:pPr/>
+      <w:r>
+        <w:t>1. 为什么发布机构权威仍不能直接证明抓取文本可用？</w:t>
+      </w:r>
+    </w:p>
+    <w:p>
+      <w:pPr/>
+      <w:r>
+        <w:t>2. 为什么专业诊疗规范不应与公众科普资料无差别混检？</w:t>
+      </w:r>
+    </w:p>
+    <w:p>
+      <w:pPr/>
+      <w:r>
+        <w:t>3. 通俗化为什么放在回答层，而不是清洗和建库阶段？</w:t>
+      </w:r>
+    </w:p>
+    <w:p>
+      <w:pPr>
+        <w:pStyle w:val="Heading2"/>
+      </w:pPr>
+      <w:r>
+        <w:t>理解检查参考答案</w:t>
+      </w:r>
+    </w:p>
+    <w:p>
+      <w:pPr/>
+      <w:r>
+        <w:t>1. 网页可能抓取失败、正文选择器失效，PDF也可能出现错序、断句或扫描识别错误；还要检查版本、许可、适用人群和重复关系。</w:t>
+      </w:r>
+    </w:p>
+    <w:p>
+      <w:pPr/>
+      <w:r>
+        <w:t>2. 专业资料可能包含诊断和治疗细节，面向医务人员的条件容易在公众回答中被错误简化。独立集合和元数据过滤可以降低越界回答风险。</w:t>
+      </w:r>
+    </w:p>
+    <w:p>
+      <w:pPr/>
+      <w:r>
+        <w:t>3. 原文是可审计证据。通俗改写会改变表达，若提前写入语料就难以区分来源事实与模型改写。回答层可以在保留引用和安全约束的同时进行通俗解释。</w:t>
+      </w:r>
+    </w:p>
+    <w:p>
+      <w:pPr>
+        <w:pStyle w:val="Heading1"/>
         <w:pageBreakBefore/>
       </w:pPr>
       <w:r>
@@ -6176,20 +6464,7 @@
         <w:spacing w:after="100" w:line="300" w:lineRule="auto"/>
       </w:pPr>
       <w:r>
-        <w:rPr>
-          <w:rFonts w:ascii="Aptos" w:hAnsi="Aptos" w:eastAsia="Microsoft YaHei"/>
-          <w:b/>
-          <w:color w:val="646464"/>
-          <w:sz w:val="20"/>
-        </w:rPr>
-        <w:t xml:space="preserve">阶段状态  </w:t>
-      </w:r>
-      <w:r>
-        <w:rPr>
-          <w:rFonts w:ascii="Aptos" w:hAnsi="Aptos" w:eastAsia="Microsoft YaHei"/>
-          <w:sz w:val="20"/>
-        </w:rPr>
-        <w:t>计划实施</w:t>
+        <w:t>阶段状态  进行中，配置契约已完成，真实模型下载待确认</w:t>
       </w:r>
     </w:p>
     <w:p>
@@ -6274,19 +6549,7 @@
         <w:spacing w:after="100" w:line="300" w:lineRule="auto"/>
       </w:pPr>
       <w:r>
-        <w:rPr>
-          <w:rFonts w:ascii="Aptos" w:hAnsi="Aptos" w:eastAsia="Microsoft YaHei"/>
-          <w:b/>
-          <w:sz w:val="20"/>
-        </w:rPr>
-        <w:t xml:space="preserve">在本项目中的用法  </w:t>
-      </w:r>
-      <w:r>
-        <w:rPr>
-          <w:rFonts w:ascii="Aptos" w:hAnsi="Aptos" w:eastAsia="Microsoft YaHei"/>
-          <w:sz w:val="20"/>
-        </w:rPr>
-        <w:t>首版计划使用 bge-small-zh-v1.5，并固定模型名称和 revision。</w:t>
+        <w:t>在本项目中的用法  首版候选为 BAAI/bge-small-zh-v1.5，固定 Hugging Face 提交版本 7999e1d3359715c523056ef9478215996d62a620，官方标注中文、MIT 许可和 512 维。</w:t>
       </w:r>
     </w:p>
     <w:p>
@@ -6870,17 +7133,158 @@
         <w:pStyle w:val="Heading2"/>
       </w:pPr>
       <w:r>
+        <w:t>6 模型版本固定与离线门禁</w:t>
+      </w:r>
+    </w:p>
+    <w:p>
+      <w:pPr/>
+      <w:r>
+        <w:t>接口  EmbeddingConfig 固定 model_name、revision、device、batch_size、normalize_embeddings、query_instruction 和 allow_download。create_embeddings 根据配置构造 LangChain HuggingFaceEmbeddings。</w:t>
+      </w:r>
+    </w:p>
+    <w:p>
+      <w:pPr/>
+      <w:r>
+        <w:t>为什么固定 revision  只写模型名会默认跟随仓库最新提交，模型文件或配置发生变化后，同一项目可能生成不同向量。固定 40 位提交 SHA 能把索引绑定到明确模型版本。</w:t>
+      </w:r>
+    </w:p>
+    <w:p>
+      <w:pPr/>
+      <w:r>
+        <w:t>离线门禁  allow_download 默认 False，并向 SentenceTransformer 传入 local_files_only=True。测试和误调用不会静默下载权重；只有用户明确同意后才把该开关设为 True。</w:t>
+      </w:r>
+    </w:p>
+    <w:p>
+      <w:pPr/>
+      <w:r>
+        <w:t>边界  固定版本保证模型文件身份，不保证模型适合心理健康问答。语义效果仍需在项目自己的查询和相关片段标注上评估。</w:t>
+      </w:r>
+    </w:p>
+    <w:p>
+      <w:pPr>
+        <w:pStyle w:val="Heading2"/>
+      </w:pPr>
+      <w:r>
+        <w:t>7 查询与文档的非对称编码</w:t>
+      </w:r>
+    </w:p>
+    <w:p>
+      <w:pPr/>
+      <w:r>
+        <w:t>官方建议  BGE v1.5 在短查询检索长段落时建议给查询添加“为这个句子生成表示以用于检索相关文章：”，文档片段不需要添加。是否使用指令最终仍应通过本项目检索实验比较。</w:t>
+      </w:r>
+    </w:p>
+    <w:p>
+      <w:pPr/>
+      <w:r>
+        <w:t>实现  LangChain embed_documents 使用 encode_kwargs；embed_query 使用独立 query_encode_kwargs。项目只在查询参数中传入 prompt，文档和查询都设置 normalize_embeddings=True。</w:t>
+      </w:r>
+    </w:p>
+    <w:p>
+      <w:pPr/>
+      <w:r>
+        <w:t>常见误区  给知识片段也添加查询指令会改变文档表示；查询忘记指令则可能与模型训练方式不一致；两侧归一化设置不同会破坏分数解释。</w:t>
+      </w:r>
+    </w:p>
+    <w:p>
+      <w:pPr/>
+      <w:r>
+        <w:t>框架边界  LangChain 负责统一 Embeddings 接口并把参数交给 Sentence Transformers；模型能力、查询指令和归一化策略不是 LangChain 自动判断的。</w:t>
+      </w:r>
+    </w:p>
+    <w:p>
+      <w:pPr>
+        <w:pStyle w:val="Heading2"/>
+      </w:pPr>
+      <w:r>
+        <w:t>8 设备解析与配置验证</w:t>
+      </w:r>
+    </w:p>
+    <w:p>
+      <w:pPr/>
+      <w:r>
+        <w:t>设备策略  device=auto 时，有可用 CUDA 就返回 cuda，否则返回 cpu。用户显式要求 CUDA 时，如果不可用或索引越界则立即报错，不静默降级。</w:t>
+      </w:r>
+    </w:p>
+    <w:p>
+      <w:pPr/>
+      <w:r>
+        <w:t>当前实测  PyTorch 2.5.0 检测到 CUDA 可用和 1 张 GPU；Sentence Transformers 5.7.0、Transformers 5.0.0、FAISS 1.15.1 均可导入。模型缓存中没有 BAAI/bge-small-zh-v1.5。</w:t>
+      </w:r>
+    </w:p>
+    <w:p>
+      <w:pPr/>
+      <w:r>
+        <w:t>为什么不把 GPU 当质量提升  CPU 和 GPU 主要影响编码吞吐与延迟；在相同模型、精度和算法下，不应把硬件加速描述成检索语义质量提升。不同精度可能引入数值差异，需要另行记录。</w:t>
+      </w:r>
+    </w:p>
+    <w:p>
+      <w:pPr>
+        <w:pStyle w:val="Heading2"/>
+      </w:pPr>
+      <w:r>
         <w:t>本轮验证记录</w:t>
       </w:r>
     </w:p>
     <w:p>
       <w:r>
-        <w:rPr>
-          <w:rFonts w:ascii="Aptos" w:hAnsi="Aptos" w:eastAsia="Microsoft YaHei"/>
-          <w:color w:val="5A5A5A"/>
-          <w:sz w:val="20"/>
-        </w:rPr>
-        <w:t>本轮尚未实施。后续只在实际运行代码、测试或实验后补充结果。</w:t>
+        <w:t>本轮已完成 Embedding 配置、设备解析和 LangChain 参数传递测试。模型尚未下载，因此没有生成真实向量，也没有报告模型质量或编码性能。</w:t>
+      </w:r>
+    </w:p>
+    <w:p>
+      <w:pPr>
+        <w:pStyle w:val="ListBullet"/>
+      </w:pPr>
+      <w:r>
+        <w:t>实现文件  src/mental_health_rag/embeddings.py。</w:t>
+      </w:r>
+    </w:p>
+    <w:p>
+      <w:pPr>
+        <w:pStyle w:val="ListBullet"/>
+      </w:pPr>
+      <w:r>
+        <w:t>测试文件  tests/test_embeddings.py，共 13 项测试。</w:t>
+      </w:r>
+    </w:p>
+    <w:p>
+      <w:pPr>
+        <w:pStyle w:val="ListBullet"/>
+      </w:pPr>
+      <w:r>
+        <w:t>配置门禁  模型提交版本固定；默认只允许本地缓存；下载必须显式开启。</w:t>
+      </w:r>
+    </w:p>
+    <w:p>
+      <w:pPr>
+        <w:pStyle w:val="ListBullet"/>
+      </w:pPr>
+      <w:r>
+        <w:t>参数验证  已确认 LangChain 1.4.6 环境中的 HuggingFaceEmbeddings 支持独立 encode_kwargs 和 query_encode_kwargs。</w:t>
+      </w:r>
+    </w:p>
+    <w:p>
+      <w:pPr>
+        <w:pStyle w:val="ListBullet"/>
+      </w:pPr>
+      <w:r>
+        <w:t>查询文档分离  mock 实测查询收到中文 prompt，文档没有 prompt，两侧都启用归一化。</w:t>
+      </w:r>
+    </w:p>
+    <w:p>
+      <w:pPr>
+        <w:pStyle w:val="ListBullet"/>
+      </w:pPr>
+      <w:r>
+        <w:t>自动化验证  pytest 75 passed；ruff check . 返回 All checks passed。</w:t>
+      </w:r>
+    </w:p>
+    <w:p>
+      <w:pPr>
+        <w:pStyle w:val="ListBullet"/>
+      </w:pPr>
+      <w:r>
+        <w:t>未完成  尚未下载权重、生成真实 512 维向量、验证单位范数、测试语义排序或建立 FAISS。</w:t>
       </w:r>
     </w:p>
     <w:p>
@@ -6897,11 +7301,7 @@
         <w:spacing w:after="0" w:line="240" w:lineRule="auto"/>
       </w:pPr>
       <w:r>
-        <w:rPr>
-          <w:rFonts w:ascii="Aptos" w:hAnsi="Aptos" w:eastAsia="Microsoft YaHei"/>
-          <w:sz w:val="19"/>
-        </w:rPr>
-        <w:t>1. 这一轮最核心的数据或接口契约是什么？</w:t>
+        <w:t>1. 为什么模型名称和 revision 必须同时记录？</w:t>
       </w:r>
     </w:p>
     <w:p>
@@ -6909,11 +7309,7 @@
         <w:spacing w:after="0" w:line="240" w:lineRule="auto"/>
       </w:pPr>
       <w:r>
-        <w:rPr>
-          <w:rFonts w:ascii="Aptos" w:hAnsi="Aptos" w:eastAsia="Microsoft YaHei"/>
-          <w:sz w:val="19"/>
-        </w:rPr>
-        <w:t>2. 这一轮的关键参数为什么不能只凭经验确定？</w:t>
+        <w:t>2. 为什么查询需要指令，而知识片段不应添加同一指令？</w:t>
       </w:r>
     </w:p>
     <w:p>
@@ -6921,11 +7317,33 @@
         <w:spacing w:after="0" w:line="240" w:lineRule="auto"/>
       </w:pPr>
       <w:r>
-        <w:rPr>
-          <w:rFonts w:ascii="Aptos" w:hAnsi="Aptos" w:eastAsia="Microsoft YaHei"/>
-          <w:sz w:val="19"/>
-        </w:rPr>
-        <w:t>3. 如果这一轮结果异常，应该保存哪些信息用于定位问题？</w:t>
+        <w:t>3. normalize_embeddings=True 与后续 FAISS IndexFlatIP 有什么关系？</w:t>
+      </w:r>
+    </w:p>
+    <w:p>
+      <w:pPr>
+        <w:pStyle w:val="Heading2"/>
+      </w:pPr>
+      <w:r>
+        <w:t>理解检查参考答案</w:t>
+      </w:r>
+    </w:p>
+    <w:p>
+      <w:pPr/>
+      <w:r>
+        <w:t>1. 模型名只是仓库标识，默认分支的文件可能变化；revision 把 tokenizer、配置和权重锁定到明确提交。索引 manifest 需要同时记录两者，模型版本变化后必须重建向量。</w:t>
+      </w:r>
+    </w:p>
+    <w:p>
+      <w:pPr/>
+      <w:r>
+        <w:t>2. BGE 官方把中文检索指令用于短查询，使查询表示对齐检索任务；文档使用原始段落表示。给两侧都添加同一查询指令会改变语料表示，也不符合官方推荐的短查询到长段落设置。是否启用仍应通过项目检索集比较。</w:t>
+      </w:r>
+    </w:p>
+    <w:p>
+      <w:pPr/>
+      <w:r>
+        <w:t>3. L2 归一化后每个向量范数约为 1，此时两个向量的内积等于余弦相似度。因此可以使用 IndexFlatIP 按分数从高到低搜索；若未归一化，内积还会受到向量长度影响。</w:t>
       </w:r>
     </w:p>
     <w:p>

--- a/核心技术讲解.docx
+++ b/核心技术讲解.docx
@@ -5197,6 +5197,32 @@
         <w:pStyle w:val="Heading2"/>
       </w:pPr>
       <w:r>
+        <w:t>8 主题重叠与近重复判断</w:t>
+      </w:r>
+    </w:p>
+    <w:p>
+      <w:pPr/>
+      <w:r>
+        <w:t>主题重叠  两篇资料可能共享上位主题，但回答不同问题。例如“虐待儿童”重点是照护关系中的虐待与忽视，“暴力侵害儿童行为”还覆盖同伴欺凌、网络欺凌、约会暴力及多层面预防。共享术语不等于内容重复。</w:t>
+      </w:r>
+    </w:p>
+    <w:p>
+      <w:pPr/>
+      <w:r>
+        <w:t>判定方法  先比较来源目标、适用场景、关键章节和能够回答的问题，再结合清洗文本哈希与后续语义相似度。只有新增资料没有带来独立证据或问题覆盖时，才应作为近重复排除。</w:t>
+      </w:r>
+    </w:p>
+    <w:p>
+      <w:pPr/>
+      <w:r>
+        <w:t>版面风险实例  UNICEF《积极养育指南》官方 PDF 共 21 页，可稳定下载并抽取 7631 字，但每页图文分栏使案例与“应该怎么做”的文本顺序和视觉顺序不一致。当前留在候选池，等待版面感知解析，不能仅因机构权威就直接索引。</w:t>
+      </w:r>
+    </w:p>
+    <w:p>
+      <w:pPr>
+        <w:pStyle w:val="Heading2"/>
+      </w:pPr>
+      <w:r>
         <w:t>本轮验证记录</w:t>
       </w:r>
     </w:p>
@@ -5205,7 +5231,7 @@
         <w:pStyle w:val="ListBullet"/>
       </w:pPr>
       <w:r>
-        <w:t>来源清单  corpus_v2 继承 v1 的 16 篇来源并新增 6 篇，加载后共 22 篇。</w:t>
+        <w:t>来源清单  corpus_v2 继承 v1 的 16 篇来源并新增 7 篇，加载后共 23 篇。</w:t>
       </w:r>
     </w:p>
     <w:p>
@@ -5213,7 +5239,7 @@
         <w:pStyle w:val="ListBullet"/>
       </w:pPr>
       <w:r>
-        <w:t>真实网页抽取  创伤后应激障碍 3196 字，自闭症 3293 字，虐待儿童 2692 字，紧急情况下的精神卫生 2940 字，睡眠健康核心信息及释义 2825 字，抑郁表现辨析 894 字；每篇 3 个语义锚点全部按顺序通过。</w:t>
+        <w:t>真实网页抽取  创伤后应激障碍 3196 字，自闭症 3293 字，虐待儿童 2692 字，紧急情况下的精神卫生 2940 字，睡眠健康核心信息及释义 2825 字，抑郁表现辨析 894 字，暴力侵害儿童行为 2835 字；每篇 3 个语义锚点全部按顺序通过。</w:t>
       </w:r>
     </w:p>
     <w:p>
@@ -12069,6 +12095,155 @@
           <w:sz w:val="19"/>
         </w:rPr>
         <w:t>3. 如果这一轮结果异常，应该保存哪些信息用于定位问题？</w:t>
+      </w:r>
+    </w:p>
+    <w:p>
+      <w:pPr>
+        <w:pStyle w:val="Heading1"/>
+      </w:pPr>
+      <w:r>
+        <w:t>9 权威语料扩充、断点续建与分块对照</w:t>
+      </w:r>
+    </w:p>
+    <w:p>
+      <w:pPr>
+        <w:pStyle w:val="Heading2"/>
+      </w:pPr>
+      <w:r>
+        <w:t>9.1 本轮真实结果</w:t>
+      </w:r>
+    </w:p>
+    <w:p>
+      <w:r>
+        <w:t>正式目录 corpus_v7 共包含 135 篇原始资料。本轮构建实际成功 135 篇、失败 0 篇、精确重复 0 篇，清洗后正文共 402,795 个字符。来源以世界卫生组织中文官网为主，并包含中国政府网及国家卫生健康委发布或转载的心理健康服务资料。</w:t>
+      </w:r>
+    </w:p>
+    <w:p>
+      <w:r>
+        <w:t>资料按用途理解为三层：第一层是心理健康、精神障碍、压力、危机和求助等核心科普；第二层是儿童、青少年、老年人、孕产妇、暴力、迁移、工作场所等特殊人群和风险因素；第三层是慢性病、疼痛、康复、污名、健康公平和社会决定因素等支持性背景。来源权威不等于对任意问题都同样相关，因此后续检索仍要通过主题相关性、元数据过滤和 Reranker 控制背景资料的排序。</w:t>
+      </w:r>
+    </w:p>
+    <w:p>
+      <w:pPr>
+        <w:pStyle w:val="Heading2"/>
+      </w:pPr>
+      <w:r>
+        <w:t>9.2 为什么抓取需要断点续建</w:t>
+      </w:r>
+    </w:p>
+    <w:p>
+      <w:r>
+        <w:t>批量抓取最常见的失败不是内容错误，而是连接超时、TLS 握手失败、HTTP 429 限流或本地文件短暂占用。如果任何单篇失败都让整批重来，会重复访问官方网站、浪费时间，也难以判断哪些资料已经经过验证。</w:t>
+      </w:r>
+    </w:p>
+    <w:p>
+      <w:pPr>
+        <w:pStyle w:val="ListBullet"/>
+      </w:pPr>
+      <w:r>
+        <w:t>原始文件按 source_id 缓存。再次运行时，已有缓存会被复用，不会无条件重新下载。</w:t>
+      </w:r>
+    </w:p>
+    <w:p>
+      <w:pPr>
+        <w:pStyle w:val="ListBullet"/>
+      </w:pPr>
+      <w:r>
+        <w:t>进度 JSON 每处理一篇就记录 downloaded_source_ids、validated_source_ids、failed_sources 和 pending_source_ids。下载成功不等于验证成功，两种状态必须分开。</w:t>
+      </w:r>
+    </w:p>
+    <w:p>
+      <w:pPr>
+        <w:pStyle w:val="ListBullet"/>
+      </w:pPr>
+      <w:r>
+        <w:t>临时网络错误执行有限次数重试；开启 continue_on_error 后，单篇失败会留下错误类型和信息，然后继续处理其他来源。</w:t>
+      </w:r>
+    </w:p>
+    <w:p>
+      <w:pPr>
+        <w:pStyle w:val="ListBullet"/>
+      </w:pPr>
+      <w:r>
+        <w:t>只有完成正文抽取、最小长度检查和顺序语义锚点检查的来源，才会进入清洗语料和最终统计。</w:t>
+      </w:r>
+    </w:p>
+    <w:p>
+      <w:pPr>
+        <w:pStyle w:val="Heading2"/>
+      </w:pPr>
+      <w:r>
+        <w:t>9.3 顺序语义锚点能保证什么</w:t>
+      </w:r>
+    </w:p>
+    <w:p>
+      <w:r>
+        <w:t>每篇来源配置至少三个取自原文、按正文顺序排列的短语。构建时要求这些短语全部存在且顺序一致。它能发现网页模板变化、正文容器选错、只下载到错误页、正文被截断或段落顺序明显错乱。它不能证明文章中的每个医学结论永远正确，也不能替代人工主题审查；内容可信度主要来自来源准入，语义锚点主要保证抓取完整性。</w:t>
+      </w:r>
+    </w:p>
+    <w:p>
+      <w:pPr>
+        <w:pStyle w:val="Heading2"/>
+      </w:pPr>
+      <w:r>
+        <w:t>9.4 500 80 与 400 60 分块对照</w:t>
+      </w:r>
+    </w:p>
+    <w:p>
+      <w:r>
+        <w:t>在同一份 135 篇清洗语料上，chunk_size=500、chunk_overlap=80 得到 1,016 个片段；chunk_size=400、chunk_overlap=60 得到 1,274 个片段。400/60 结果的中位长度为 351 字、平均 331.06 字、最长 399 字；少于 100 字的片段只有 5 个，占 0.39%。这说明 1,200+ 主要来自较细但仍有上下文的切分，而不是大量制造极短片段。</w:t>
+      </w:r>
+    </w:p>
+    <w:p>
+      <w:r>
+        <w:t>400/60 目前只是检索实验的候选参数，不是最终最优值。较小块通常提高定位精度，并减少一个块同时包含多个主题的概率；代价是上下文变少、块数量和向量索引增大，同一答案可能需要召回更多相邻块。最终应在固定测试集上比较 Recall@K、MRR、答案忠实度、引用准确性和延迟后再决定。</w:t>
+      </w:r>
+    </w:p>
+    <w:p>
+      <w:pPr>
+        <w:pStyle w:val="Heading2"/>
+      </w:pPr>
+      <w:r>
+        <w:t>9.5 面试追问与参考答案</w:t>
+      </w:r>
+    </w:p>
+    <w:p>
+      <w:r>
+        <w:rPr>
+          <w:b/>
+        </w:rPr>
+        <w:t>问：为什么不能把下载成功直接算作语料成功？</w:t>
+      </w:r>
+    </w:p>
+    <w:p>
+      <w:r>
+        <w:t>答：因为下载到的可能是错误页、验证页、残缺 HTML 或正文模板已经变化。必须继续通过正文抽取、长度、语义锚点、清洗和去重检查。</w:t>
+      </w:r>
+    </w:p>
+    <w:p>
+      <w:r>
+        <w:rPr>
+          <w:b/>
+        </w:rPr>
+        <w:t>问：为什么 1,274 个片段不能单独证明知识库质量更好？</w:t>
+      </w:r>
+    </w:p>
+    <w:p>
+      <w:r>
+        <w:t>答：片段数只是规模指标。过细分块可能破坏语义，过大分块可能降低定位精度。需要用真实问题测试检索命中、答案忠实度和引用准确性。</w:t>
+      </w:r>
+    </w:p>
+    <w:p>
+      <w:r>
+        <w:rPr>
+          <w:b/>
+        </w:rPr>
+        <w:t>问：为什么有了权威来源还需要 Reranker？</w:t>
+      </w:r>
+    </w:p>
+    <w:p>
+      <w:r>
+        <w:t>答：权威性解决可信度，Reranker 解决查询与候选片段的相关性。权威但不相关的背景资料仍可能被向量检索召回，需要二阶段排序。</w:t>
       </w:r>
     </w:p>
     <w:sectPr>
